--- a/NSosyal_Inovasyon_2026_-_Proje_Teknik_Raporu_1_u6IVb.docx
+++ b/NSosyal_Inovasyon_2026_-_Proje_Teknik_Raporu_1_u6IVb.docx
@@ -450,7 +450,7 @@
         <w:rPr>
           <w:b w:val="0"/>
         </w:rPr>
-        <w:t>6. SÜRDÜRÜLEBİLİRLİK (6.1 Ticarileştirme Potansiyeli ve İş Modeli, 6.2 Finansal/Teknik/Sosyal Sürdürülebilirlik) ................ 8</w:t>
+        <w:t>6. SÜRDÜRÜLEBİLİRLİK (6.1 Ticarileştirme Potansiyeli ve İş Modeli, 6.2 Finansal/Teknik/Sosyal Sürdürülebilirlik) ................ 9</w:t>
       </w:r>
     </w:p>
     <w:p>
@@ -461,7 +461,7 @@
         <w:rPr>
           <w:b w:val="0"/>
         </w:rPr>
-        <w:t>7. PROJE TAKVİMİ (7.1 İş Paketleri ve Zamanlama) ................ 9</w:t>
+        <w:t>7. PROJE TAKVİMİ (7.1 İş Paketleri ve Zamanlama) ................ 10</w:t>
       </w:r>
     </w:p>
     <w:p>
@@ -472,7 +472,7 @@
         <w:rPr>
           <w:b w:val="0"/>
         </w:rPr>
-        <w:t>8. TAKIM YAPISI (8.1 Takım Organizasyonu ve Roller) ................ 10</w:t>
+        <w:t>8. TAKIM YAPISI (8.1 Takım Organizasyonu ve Roller) ................ 11</w:t>
       </w:r>
     </w:p>
     <w:p>
@@ -483,7 +483,7 @@
         <w:rPr>
           <w:b w:val="0"/>
         </w:rPr>
-        <w:t>9. KAYNAKÇA ................ 10</w:t>
+        <w:t>9. KAYNAKÇA ................ 12</w:t>
       </w:r>
     </w:p>
     <w:p/>
@@ -565,7 +565,7 @@
         <w:rPr>
           <w:b w:val="0"/>
         </w:rPr>
-        <w:t>Projenin kapsamı bilinçli olarak sınırlandırılmıştır: NSosyal'in resmi bir API/webhook dokümantasyonu bulunmadığından ve mobil/web istemci kaynak kodunun kamuya açık, keşfedilebilir bir deposu bu araştırma turunda doğrulanamadığından [7][8], prototip; kullanıcının NSosyal'de gördüğü gönderi metnini veya profil bilgisini kendi isteğiyle ilettiği bir tamamlayıcı (companion) web uygulaması olarak tasarlanmıştır. Sistem tamamen istemci tarafında (client-side) çalışır; sunucu, veritabanı veya kullanıcı hesabı/girişi bulunmamaktadır — bu, KVKK-minimal bir mimari tercihidir. İzlenecek yöntem dört aşamadan oluşur: (1) NSosyal'in kamuya açık kullanıcı şikâyet verisinin ve kurucu/resmi hesap beyanlarının analiz edilmesi, (2) akademik bir veri setiyle (OffensEval-TR 2020 [1]) Türkçe bir toksisite sınıflandırıcısının eğitilmesi ve tarayıcıda çalışacak biçimde dışa aktarılması, (3) akış günlüğü, şeffaflık paneli ve "Garanti Sessizlik" katmanının geliştirilmesi, (4) şablon/spam benzerliği ve taklit/kimlik riski göstergesini birleştiren "Güven Kartı" modülünün eklenmesi. Seçilen tematik alanla (Sosyal Yapay Zekâ) ilişki, projenin merkezinde yer alan gerçek makine öğrenmesi bileşeni (bkz. Bölüm 3.2) üzerinden doğrudan kurulmaktadır. Fikir yalnızca teorik düzeyde kalmamış; dört modülün (Akış Günlüğü, Garanti Sessizlik, Şablon Benzerliği, Taklit Riski Göstergesi) tamamının geliştirildiği, otomatik testlerle (49/49) doğrulandığı ve derlendiği çalışan bir prototiple desteklenmiştir. Projenin gelecekte yeni çalışmalara zemin hazırlama potansiyeli açıktır: aynı istemci taraflı, açıklanabilir mimari; farklı içerik kategorilerine (nefret söylemi, dezenformasyon), farklı platformlara veya mentörlük sürecinde değerlendirilmek üzere doğrudan NSosyal arayüzüne gömülü bir tarayıcı uzantısı kullanım biçimine genişletilebilir niteliktedir.</w:t>
+        <w:t>Projenin kapsamı bilinçli olarak sınırlandırılmıştır: NSosyal'in mobil/web istemci kaynak kodunun Ağustos 2025'te açık kaynak hâline getirildiği kamuya duyurulmuş olsa da [7][8], somut ve keşfedilebilir bir depo bağlantısı bu araştırma turunda bulunamamış; ayrıca platformun resmi bir API/webhook dokümantasyonu da yoktur. Bu nedenle prototip; kullanıcının NSosyal'de gördüğü gönderi metnini veya profil bilgisini kendi isteğiyle ilettiği bir tamamlayıcı (companion) web uygulaması olarak tasarlanmıştır. Sistem tamamen istemci tarafında (client-side) çalışır; sunucu, veritabanı veya kullanıcı hesabı/girişi bulunmamaktadır — bu, KVKK-minimal bir mimari tercihidir. İzlenecek yöntem dört aşamadan oluşur: (1) NSosyal'in kamuya açık kullanıcı şikâyet verisinin ve kurucu/resmi hesap beyanlarının analiz edilmesi, (2) akademik bir veri setiyle (OffensEval-TR 2020 [1]) Türkçe bir toksisite sınıflandırıcısının eğitilmesi ve tarayıcıda çalışacak biçimde dışa aktarılması, (3) akış günlüğü, şeffaflık paneli ve "Garanti Sessizlik" katmanının geliştirilmesi, (4) şablon/spam benzerliği ve taklit/kimlik riski göstergesini birleştiren "Güven Kartı" modülünün eklenmesi. Seçilen tematik alanla (Sosyal Yapay Zekâ) ilişki, projenin merkezinde yer alan gerçek makine öğrenmesi bileşeni (bkz. Bölüm 3.2) üzerinden doğrudan kurulmaktadır. Fikir yalnızca teorik düzeyde kalmamış; dört modülün (Akış Günlüğü, Garanti Sessizlik, Şablon Benzerliği, Taklit Riski Göstergesi) tamamının geliştirildiği, otomatik testlerle (49/49) doğrulandığı ve derlendiği çalışan bir prototiple desteklenmiştir. Projenin gelecekte yeni çalışmalara zemin hazırlama potansiyeli açıktır: aynı istemci taraflı, açıklanabilir mimari; farklı içerik kategorilerine (nefret söylemi, dezenformasyon), farklı platformlara veya mentörlük sürecinde değerlendirilmek üzere doğrudan NSosyal arayüzüne gömülü bir tarayıcı uzantısı kullanım biçimine genişletilebilir niteliktedir.</w:t>
       </w:r>
     </w:p>
     <w:p>
@@ -632,7 +632,7 @@
         <w:rPr>
           <w:b w:val="0"/>
         </w:rPr>
-        <w:t>NSosyal, T3 Vakfı öncülüğünde 2N Medya tarafından geliştirilen, 23 Temmuz 2025'te yayına giren ve kısa sürede 1,7 milyonu aşan kullanıcıya ulaşan bir Türk sosyal medya platformudur [6]. Platformun kamuya açık şikâyet verisi (Şikayetvar), somut ve nesnel bir güven sorununu ortaya koymaktadır: NSosyal 27/100 puanla değerlendirilmekte, 119 şikâyetten yalnızca 13'ü (%11) çözülmüş durumdadır [2]. En büyük şikâyet kümesi (52'den fazla kayıt), kullanıcıların sustuğu/engellediği kanallardan (N Haber, N Spor, N Ekonomi) aylarca bildirim almaya devam ettiğini göstermektedir — belgelenen bir örnekte yaklaşık 30 dakikada bir, 5 ay boyunca; ayrıca kullanıcılar hesaplarını sildikten sonra dahi pazarlama SMS'i almaya devam ettiğini bildirmektedir [2]. İkinci bir güven sorunu kimlik/taklit riskidir: platformun kurucusu ve resmi hesabı, taklit/sahte hesaplara karşı hassasiyet vaat etmesine rağmen, bu araştırma turunda platformda aylardır askıya alınmamış, gerçek bir kamu figürünün fotoğrafını kullanan ve biyografisinde ironik biçimde "kesinlikle sahte bir hesap değildir" ifadesi yer alan bir örnek doğrudan gözlemlenmiş ve belgelenmiştir (bkz. Şekil 1). Bu iki bulgu, Türkiye'de sosyal medya kullanımının TÜİK'in resmî verilerine göre son on yılda ikiye katlanarak %71,7'ye ulaştığı [4], dolayısıyla güven sorunlarının etki alanının hızla büyüdüğü bir bağlamda değerlendirilmelidir. Platformun kendi "T3 AI" moderasyon botu mevcuttur; ancak bu araç yalnızca platform/backend tarafında çalışan bir spam/bot tespit sistemidir [3][6] — kullanıcının kendi tarafında, platformun sunucu tarafı ayarlarına bağımlı olmadan çalışan, şeffaf bir kişisel kontrol katmanı bulunmamaktadır. Mevcut piyasa çözümleri (Opal, Forest, One Sec gibi genel amaçlı ekran süresi/dijital detoks uygulamaları) bu boşluğu doldurmamaktadır: (a) NSosyal'e özgü değildir, (b) platformun bildirim/kimlik güvenilirliğine dair hiçbir garanti sunmaz, (c) genellikle yasaklayıcı bir dille tasarlanmıştır.</w:t>
+        <w:t>NSosyal, T3 Vakfı öncülüğünde 2N Medya tarafından geliştirilen, 23 Temmuz 2025'te yayına giren ve kısa sürede 1,7 milyonu aşan kullanıcıya ulaşan bir Türk sosyal medya platformudur [6]. Platformun kamuya açık şikâyet verisi (Şikayetvar), somut ve nesnel bir güven sorununu ortaya koymaktadır: NSosyal 27/100 puanla değerlendirilmekte, 119 şikâyetten yalnızca 13'ü (%11) çözülmüş durumdadır [2]. En büyük şikâyet kümesi (52'den fazla kayıt), kullanıcıların sustuğu/engellediği kanallardan (N Haber, N Spor, N Ekonomi) aylarca bildirim almaya devam ettiğini göstermektedir — belgelenen bir örnekte yaklaşık 30 dakikada bir, 5 ay boyunca; ayrıca kullanıcılar hesaplarını sildikten sonra dahi pazarlama SMS'i almaya devam ettiğini bildirmektedir [2]. İkinci bir güven sorunu kimlik/taklit riskidir: platformun kurucusu ve resmi hesabı, taklit/sahte hesaplara karşı hassasiyet vaat etmesine rağmen, bu araştırma turunda platformda aylardır askıya alınmamış, gerçek bir kamu figürünün fotoğrafını kullanan ve biyografisinde ironik biçimde "kesinlikle sahte bir hesap değildir" ifadesi yer alan bir örnek doğrudan gözlemlenmiş ve belgelenmiştir (bkz. Şekil 1). Bu iki bulgu, Türkiye'de sosyal medya kullanımının TÜİK'in resmî verilerine göre son on yılda ikiye katlanarak %71,7'ye ulaştığı [4], dolayısıyla güven sorunlarının etki alanının hızla büyüdüğü bir bağlamda değerlendirilmelidir. Platformun kendi "T3 AI" moderasyon botu mevcuttur; ancak bu araç yalnızca platform/backend tarafında çalışan bir spam/bot tespit sistemidir [3][6] — kullanıcı forumlarında bu aracın pazarlama söylemiyle fiili işlevi arasındaki tutarlılığını sorgulayan tartışmalar da mevcuttur [9] — kullanıcının kendi tarafında, platformun sunucu tarafı ayarlarına bağımlı olmadan çalışan, şeffaf bir kişisel kontrol katmanı bulunmamaktadır. Mevcut piyasa çözümleri (Opal, Forest, One Sec gibi genel amaçlı ekran süresi/dijital detoks uygulamaları) bu boşluğu doldurmamaktadır: (a) NSosyal'e özgü değildir, (b) platformun bildirim/kimlik güvenilirliğine dair hiçbir garanti sunmaz, (c) genellikle yasaklayıcı bir dille tasarlanmıştır.</w:t>
       </w:r>
     </w:p>
     <w:p>
@@ -1188,6 +1188,18 @@
       <w:pPr>
         <w:spacing w:after="180" w:line="276" w:lineRule="auto"/>
         <w:jc w:val="both"/>
+      </w:pPr>
+      <w:r>
+        <w:rPr>
+          <w:b w:val="0"/>
+        </w:rPr>
+        <w:t>Kompakt modelin sınıf bazlı performansı ayrıntılı incelendiğinde: OFF sınıfı için precision 0,478 / recall 0,669 (F1 0,558), NOT sınıfı için precision 0,906 / recall 0,814 (F1 0,858) ölçülmüştür; karışıklık matrisinde 716 gerçek OFF örneğinden 479'u doğru, 237'si (%33) yanlışlıkla NOT olarak; 2.812 gerçek NOT örneğinden 2.289'u doğru, 523'ü (%19) yanlışlıkla OFF olarak sınıflandırılmıştır (bkz. `docs/model-egitim-raporu.md`, otomatik üretilmiş, elle düzenlenmemiş). Bu, modelin toksik içeriği kaçırmaktansa (yanlış negatif, %33) temkinli bir eşikte zararsız içeriği de işaretleme (yanlış pozitif, %19) eğiliminde olduğunu gösterir. Kullanıcı güvenini önceliklendiren bir tasarımda bu kabul edilebilir bir dengedir — yanlış pozitif bir işaret kullanıcı tarafından kolayca göz ardı edilebilirken kaçırılan bir toksik içerik (yanlış negatif) doğrudan zarar riski taşır; yine de %33'lük yanlış negatif oranı dürüst bir sınırlama olarak kabul edilmelidir. Bu nedenle ürün, model çıktısını kesin bir hüküm değil kullanıcıya sunulan bir dikkat sinyali olarak çerçevelemektedir (bkz. Bölüm 3.3).</w:t>
+      </w:r>
+    </w:p>
+    <w:p>
+      <w:pPr>
+        <w:spacing w:after="180" w:line="276" w:lineRule="auto"/>
+        <w:jc w:val="both"/>
         <w:rPr>
           <w:b/>
           <w:bCs/>
@@ -1333,7 +1345,7 @@
         <w:rPr>
           <w:b w:val="0"/>
         </w:rPr>
-        <w:t>Teknolojik yenilik üç noktada somutlaşır: (1) tamamen istemci tarafında çalışan, sunucuya hiç veri göndermeyen bir ML sınıflandırıcısı — çoğu benzer moderasyon/analiz ürünü bunun aksine bulut tabanlı bir API çağrısı yapar; (2) tam açıklanabilirlik, çünkü lojistik regresyon doğrusal bir model olduğundan her skorun hangi kelime/sinyalden geldiği matematiksel olarak tam hesaplanabilir; (3) "garanti" kontrol katmanı — platformun sunucu tarafı güvenilirliğinden bağımsız, mühendislik düzeyinde bir çalışma garantisi. Fikrin teknik olarak hayata geçirilebilir olduğu, bugün çalışan bir prototiple kanıtlanmıştır: `npm run build` ile doğrulanan statik derleme, 5 route (/, /akis, /guven, /hakkinda, /_not-found) ve 49/49 geçen otomatik test bulunmaktadır (bkz. Bölüm 3). Ölçeklenebilirlik yapısaldır: ek sunucu kapasitesi gerektirmez, çünkü tüm hesaplama istemcide yapılır; NSosyal'in mevcut 1,7 milyon kullanıcısından çok daha büyük bir kitleye dahi marjinal altyapı maliyeti olmadan hizmet verilebilir.</w:t>
+        <w:t>Bölüm 2.2 ve 3.1'de detaylandırılan mimari kararların (istemci taraflı çalışma, tam açıklanabilirlik, "garanti" kontrol katmanı) somut kanıtı bugün çalışan bir prototiptir: `npm run build` ile doğrulanan statik derleme, 5 route (/, /akis, /guven, /hakkinda, /_not-found) ve 49/49 geçen otomatik test bulunmaktadır (bkz. Bölüm 3). Ölçeklenebilirlik yapısaldır ve somut bir rakamla ifade edilebilir: model dosyası yalnızca ~185 KB olduğundan (bkz. Bölüm 4.1) ve tüm hesaplama istemcide yapıldığından, NSosyal'in mevcut 1,7 milyon kullanıcısının tamamı aynı anda kullansa dahi ek sunucu/işlem maliyeti sıfırdır — yalnızca statik dosya barındırma trafiği artar, bu da bulut sağlayıcılarında ihmal edilebilir düzeydedir.</w:t>
       </w:r>
     </w:p>
     <w:p>
@@ -1398,6 +1410,18 @@
     </w:p>
     <w:p>
       <w:pPr>
+        <w:spacing w:after="180" w:line="276" w:lineRule="auto"/>
+        <w:jc w:val="both"/>
+      </w:pPr>
+      <w:r>
+        <w:rPr>
+          <w:b w:val="0"/>
+        </w:rPr>
+        <w:t>Companion-app modelinin gerektirdiği kopyala-yapıştır adımı, erişim potansiyeliyle ilk bakışta gerilim içeriyor gibi görünse de, kullanım senaryosu tesadüfi/pasif bir tarama değil, kullanıcının zaten şüphelendiği ya da tereddüt ettiği belirli bir gönderi/profille karşılaştığı, bilinçli ve hedefli bir andır (bkz. yukarıdaki üç senaryo) — düşük sıklıklı ama yüksek değerli bu etkileşim modelinde kopyala-yapıştır sürtünmesi kabul edilebilir düzeydedir. Yine de erişimi genişletmek için somut bir sonraki adım tanımlanmıştır: aynı istemci taraflı model ve skor mantığı, mimari değişiklik gerektirmeden, NSosyal sayfası üzerinde doğrudan çalışan ve her gönderinin yanında tek tıkla analiz sunan bir tarayıcı uzantısına taşınabilir niteliktedir; bu, mentörlük sürecinde (2-7 Eylül 2026) değerlendirilecek somut bir ölçeklenme yol haritasıdır.</w:t>
+      </w:r>
+    </w:p>
+    <w:p>
+      <w:pPr>
         <w:spacing w:after="240" w:line="276" w:lineRule="auto"/>
         <w:jc w:val="both"/>
         <w:rPr>
@@ -1454,7 +1478,7 @@
         <w:rPr>
           <w:b w:val="0"/>
         </w:rPr>
-        <w:t>Kısa vadede ürün, ücretsiz bir web uygulaması olarak sunulur (kullanıcı kazanımı ve güven inşası önceliklidir). Orta vadede sürdürülebilir gelir modeli üç seçenekle tanımlanmıştır: (a) NSosyal ile resmî bir entegrasyon/lisanslama iş birliği — platformun kendi belgelenen güven sorununu çözmede değer önerisi nettir; (b) kurumlar/topluluk yöneticileri için toplu (B2B) bir moderasyon-destek API'si; (c) gönüllü bağış/freemium model (gelişmiş kural setleri, çoklu kategori sınıflandırma). Sektöre katma değer, yerli ve açık bir Türkçe NLP bileşeninin (bkz. Bölüm 2.2, 3.2) üçüncü taraf ürünlerde yeniden kullanılabilir olmasından gelir; bu, yabancı büyük dil modeli API'lerine (OpenAI, Google) döviz bazlı bağımlılığı azaltan bir alternatif sunar. Yeni iş ortaklığı potansiyeli, somut olarak NSosyal'in kendi ekibiyle yapılacak resmî bir görüşme önerisiyle tanımlanmıştır; bu, mentörlük sürecinde (2-7 Eylül 2026) değerlendirilecek somut bir sonraki adımdır.</w:t>
+        <w:t>Kısa vadede ürün, ücretsiz bir web uygulaması olarak sunulur (kullanıcı kazanımı ve güven inşası önceliklidir). Orta vadede sürdürülebilir gelir modeli üç seçenekle tanımlanmıştır: (a) NSosyal ile resmî bir entegrasyon/lisanslama iş birliği — platformun kendi belgelenen güven sorununu çözmede değer önerisi nettir; (b) kurumlar/topluluk yöneticileri için, sektörde yaygın olan kullanım-bazlı (usage-based) fiyatlandırma modeliyle sunulacak toplu (B2B) bir moderasyon-destek API'si; (c) gönüllü bağış/freemium model (gelişmiş kural setleri, çoklu kategori sınıflandırma). Sektöre katma değer, yerli ve açık bir Türkçe NLP bileşeninin (bkz. Bölüm 2.2, 3.2) üçüncü taraf ürünlerde yeniden kullanılabilir olmasından gelir; bu, yabancı büyük dil modeli API'lerine (OpenAI, Google) döviz bazlı bağımlılığı azaltan bir alternatif sunar. Yeni iş ortaklığı potansiyeli, somut olarak NSosyal'in kendi ekibiyle yapılacak resmî bir görüşme önerisiyle tanımlanmıştır; bu, mentörlük sürecinde (2-7 Eylül 2026) değerlendirilecek somut bir sonraki adımdır.</w:t>
       </w:r>
     </w:p>
     <w:p>
@@ -1545,7 +1569,61 @@
         <w:rPr>
           <w:b w:val="0"/>
         </w:rPr>
-        <w:t>Projenin hazırlık süreci, aşağıdaki iş paketleri ve kilometre taşları biçiminde planlanmıştır; takvim, yarışmanın resmî tarihleriyle (Teknik Rapor Teslimi: 24 Ağustos 2026; Mentörlük Süreci: 2-7 Eylül 2026; Final Sunumları: 14 Eylül 2026) doğrudan uyumludur ve bu tarihlerle çelişmemektedir.</w:t>
+        <w:t>Projenin hazırlık süreci, aşağıdaki iş paketleri ve kilometre taşları biçiminde planlanmıştır; takvim, yarışmanın resmî tarihleriyle (Teknik Rapor Teslimi: 24 Ağustos 2026; Mentörlük Süreci: 2-7 Eylül 2026; Final Sunumları: 14 Eylül 2026) doğrudan uyumludur ve bu tarihlerle çelişmemektedir. Yoğun görünen 4-5 günlük geliştirme temposu, ekibin daha önceki bağımsız yazılım projelerinde edindiği aynı teknoloji yığınına (Next.js/TypeScript, istemci taraflı mimari, otomatik test altyapısı) dair pratik deneyimle açıklanabilir; bu, sıfırdan araç/altyapı öğrenme süresini ortadan kaldırmış ve doğrudan NSosyal'e özgü araştırma ve modül geliştirmeye odaklanılmasını sağlamıştır.</w:t>
+      </w:r>
+    </w:p>
+    <w:p>
+      <w:pPr>
+        <w:spacing w:line="276" w:lineRule="auto" w:after="180"/>
+        <w:jc w:val="center"/>
+      </w:pPr>
+      <w:r>
+        <w:drawing>
+          <wp:inline xmlns:a="http://schemas.openxmlformats.org/drawingml/2006/main" xmlns:pic="http://schemas.openxmlformats.org/drawingml/2006/picture">
+            <wp:extent cx="5220000" cy="2610000"/>
+            <wp:docPr id="4" name="Picture 4"/>
+            <wp:cNvGraphicFramePr>
+              <a:graphicFrameLocks noChangeAspect="1"/>
+            </wp:cNvGraphicFramePr>
+            <a:graphic>
+              <a:graphicData uri="http://schemas.openxmlformats.org/drawingml/2006/picture">
+                <pic:pic>
+                  <pic:nvPicPr>
+                    <pic:cNvPr id="0" name="gantt_takvim.png"/>
+                    <pic:cNvPicPr/>
+                  </pic:nvPicPr>
+                  <pic:blipFill>
+                    <a:blip r:embed="rId12"/>
+                    <a:stretch>
+                      <a:fillRect/>
+                    </a:stretch>
+                  </pic:blipFill>
+                  <pic:spPr>
+                    <a:xfrm>
+                      <a:off x="0" y="0"/>
+                      <a:ext cx="5220000" cy="2610000"/>
+                    </a:xfrm>
+                    <a:prstGeom prst="rect"/>
+                  </pic:spPr>
+                </pic:pic>
+              </a:graphicData>
+            </a:graphic>
+          </wp:inline>
+        </w:drawing>
+      </w:r>
+    </w:p>
+    <w:p>
+      <w:pPr>
+        <w:spacing w:line="276" w:lineRule="auto" w:after="180"/>
+        <w:jc w:val="center"/>
+      </w:pPr>
+      <w:r>
+        <w:rPr>
+          <w:b w:val="0"/>
+          <w:i/>
+          <w:sz w:val="20"/>
+        </w:rPr>
+        <w:t>Şekil 2. Proje takvimi — iş paketleri ve kilometre taşları (mavi çubuklar: çalışma aralığı; turuncu eşkenar dörtgenler: tek günlük kilometre taşı/teslim tarihi). Ayrıntılı tablo aşağıdadır.</w:t>
       </w:r>
     </w:p>
     <w:tbl>
@@ -2913,7 +2991,7 @@
         <w:rPr>
           <w:b w:val="0"/>
         </w:rPr>
-        <w:t>Takım, disiplinler arası dört rol etrafında organize edilmiştir; bu yapı yarışmanın 2-5 kişilik takım koşuluna uygundur [10]. Görev dağılımı ve farklı disiplinlerden (yazılım geliştirme, veri bilimi, ürün/UX) gelen katkılar aşağıdaki tabloda özetlenmiştir. Takımın kesin üye sayısı ve rol eşleştirmesi, KYS başvurusu tamamlandığında netleştirilecektir.</w:t>
+        <w:t>Takım, disiplinler arası dört rol etrafında organize edilmiştir; bu yapı yarışmanın 2-5 kişilik takım koşuluna uygundur [10]. Görev dağılımı ve farklı disiplinlerden (yazılım geliştirme, veri bilimi, ürün/UX) gelen katkılar aşağıdaki tabloda özetlenmiştir. Takım, KYS başvurusu tamamlanmış 4 kişilik kadrosuyla yukarıdaki tabloda kesinleşmiştir.</w:t>
       </w:r>
     </w:p>
     <w:p>

--- a/NSosyal_Inovasyon_2026_-_Proje_Teknik_Raporu_1_u6IVb.docx
+++ b/NSosyal_Inovasyon_2026_-_Proje_Teknik_Raporu_1_u6IVb.docx
@@ -472,7 +472,7 @@
         <w:rPr>
           <w:b w:val="0"/>
         </w:rPr>
-        <w:t>8. TAKIM YAPISI (8.1 Takım Organizasyonu ve Roller) ................ 11</w:t>
+        <w:t>8. TAKIM YAPISI (8.1 Takım Organizasyonu ve Roller) ................ 12</w:t>
       </w:r>
     </w:p>
     <w:p>
@@ -565,7 +565,7 @@
         <w:rPr>
           <w:b w:val="0"/>
         </w:rPr>
-        <w:t>Projenin kapsamı bilinçli olarak sınırlandırılmıştır: NSosyal'in mobil/web istemci kaynak kodunun Ağustos 2025'te açık kaynak hâline getirildiği kamuya duyurulmuş olsa da [7][8], somut ve keşfedilebilir bir depo bağlantısı bu araştırma turunda bulunamamış; ayrıca platformun resmi bir API/webhook dokümantasyonu da yoktur. Bu nedenle prototip; kullanıcının NSosyal'de gördüğü gönderi metnini veya profil bilgisini kendi isteğiyle ilettiği bir tamamlayıcı (companion) web uygulaması olarak tasarlanmıştır. Sistem tamamen istemci tarafında (client-side) çalışır; sunucu, veritabanı veya kullanıcı hesabı/girişi bulunmamaktadır — bu, KVKK-minimal bir mimari tercihidir. İzlenecek yöntem dört aşamadan oluşur: (1) NSosyal'in kamuya açık kullanıcı şikâyet verisinin ve kurucu/resmi hesap beyanlarının analiz edilmesi, (2) akademik bir veri setiyle (OffensEval-TR 2020 [1]) Türkçe bir toksisite sınıflandırıcısının eğitilmesi ve tarayıcıda çalışacak biçimde dışa aktarılması, (3) akış günlüğü, şeffaflık paneli ve "Garanti Sessizlik" katmanının geliştirilmesi, (4) şablon/spam benzerliği ve taklit/kimlik riski göstergesini birleştiren "Güven Kartı" modülünün eklenmesi. Seçilen tematik alanla (Sosyal Yapay Zekâ) ilişki, projenin merkezinde yer alan gerçek makine öğrenmesi bileşeni (bkz. Bölüm 3.2) üzerinden doğrudan kurulmaktadır. Fikir yalnızca teorik düzeyde kalmamış; dört modülün (Akış Günlüğü, Garanti Sessizlik, Şablon Benzerliği, Taklit Riski Göstergesi) tamamının geliştirildiği, otomatik testlerle (49/49) doğrulandığı ve derlendiği çalışan bir prototiple desteklenmiştir. Projenin gelecekte yeni çalışmalara zemin hazırlama potansiyeli açıktır: aynı istemci taraflı, açıklanabilir mimari; farklı içerik kategorilerine (nefret söylemi, dezenformasyon), farklı platformlara veya mentörlük sürecinde değerlendirilmek üzere doğrudan NSosyal arayüzüne gömülü bir tarayıcı uzantısı kullanım biçimine genişletilebilir niteliktedir.</w:t>
+        <w:t>Projenin kapsamı bilinçli olarak sınırlandırılmıştır: NSosyal'in mobil/web istemci kaynak kodunun Ağustos 2025'te açık kaynak hâline getirildiği kamuya duyurulmuş olsa da [7][8], somut ve keşfedilebilir bir depo bağlantısı bu araştırma turunda bulunamamış; ayrıca platformun resmi bir API/webhook dokümantasyonu da yoktur. Bu nedenle prototip; kullanıcının NSosyal'de gördüğü gönderi metnini veya profil bilgisini kendi isteğiyle ilettiği bir tamamlayıcı (companion) web uygulaması olarak tasarlanmıştır. Sistem tamamen istemci tarafında (client-side) çalışır; sunucu, veritabanı veya kullanıcı hesabı/girişi bulunmamaktadır; bu, KVKK-minimal bir mimari tercihidir. İzlenecek yöntem dört aşamadan oluşur: (1) NSosyal'in kamuya açık kullanıcı şikâyet verisinin ve kurucu/resmi hesap beyanlarının analiz edilmesi, (2) akademik bir veri setiyle (OffensEval-TR 2020 [1]) Türkçe bir toksisite sınıflandırıcısının eğitilmesi ve tarayıcıda çalışacak biçimde dışa aktarılması, (3) akış günlüğü, şeffaflık paneli ve "Garanti Sessizlik" katmanının geliştirilmesi, (4) şablon/spam benzerliği ve taklit/kimlik riski göstergesini birleştiren "Güven Kartı" modülünün eklenmesi. Seçilen tematik alanla (Sosyal Yapay Zekâ) ilişki, projenin merkezinde yer alan gerçek makine öğrenmesi bileşeni (bkz. Bölüm 3.2) üzerinden doğrudan kurulmaktadır. Fikir yalnızca teorik düzeyde kalmamış; dört modülün (Akış Günlüğü, Garanti Sessizlik, Şablon Benzerliği, Taklit Riski Göstergesi) tamamının geliştirildiği, otomatik testlerle (49/49) doğrulandığı ve derlendiği çalışan bir prototiple desteklenmiştir. Projenin gelecekte yeni çalışmalara zemin hazırlama potansiyeli açıktır: aynı istemci taraflı, açıklanabilir mimari; farklı içerik kategorilerine (nefret söylemi, dezenformasyon), farklı platformlara veya mentörlük sürecinde değerlendirilmek üzere doğrudan NSosyal arayüzüne gömülü bir tarayıcı uzantısı kullanım biçimine genişletilebilir niteliktedir.</w:t>
       </w:r>
     </w:p>
     <w:p>
@@ -632,7 +632,7 @@
         <w:rPr>
           <w:b w:val="0"/>
         </w:rPr>
-        <w:t>NSosyal, T3 Vakfı öncülüğünde 2N Medya tarafından geliştirilen, 23 Temmuz 2025'te yayına giren ve kısa sürede 1,7 milyonu aşan kullanıcıya ulaşan bir Türk sosyal medya platformudur [6]. Platformun kamuya açık şikâyet verisi (Şikayetvar), somut ve nesnel bir güven sorununu ortaya koymaktadır: NSosyal 27/100 puanla değerlendirilmekte, 119 şikâyetten yalnızca 13'ü (%11) çözülmüş durumdadır [2]. En büyük şikâyet kümesi (52'den fazla kayıt), kullanıcıların sustuğu/engellediği kanallardan (N Haber, N Spor, N Ekonomi) aylarca bildirim almaya devam ettiğini göstermektedir — belgelenen bir örnekte yaklaşık 30 dakikada bir, 5 ay boyunca; ayrıca kullanıcılar hesaplarını sildikten sonra dahi pazarlama SMS'i almaya devam ettiğini bildirmektedir [2]. İkinci bir güven sorunu kimlik/taklit riskidir: platformun kurucusu ve resmi hesabı, taklit/sahte hesaplara karşı hassasiyet vaat etmesine rağmen, bu araştırma turunda platformda aylardır askıya alınmamış, gerçek bir kamu figürünün fotoğrafını kullanan ve biyografisinde ironik biçimde "kesinlikle sahte bir hesap değildir" ifadesi yer alan bir örnek doğrudan gözlemlenmiş ve belgelenmiştir (bkz. Şekil 1). Bu iki bulgu, Türkiye'de sosyal medya kullanımının TÜİK'in resmî verilerine göre son on yılda ikiye katlanarak %71,7'ye ulaştığı [4], dolayısıyla güven sorunlarının etki alanının hızla büyüdüğü bir bağlamda değerlendirilmelidir. Platformun kendi "T3 AI" moderasyon botu mevcuttur; ancak bu araç yalnızca platform/backend tarafında çalışan bir spam/bot tespit sistemidir [3][6] — kullanıcı forumlarında bu aracın pazarlama söylemiyle fiili işlevi arasındaki tutarlılığını sorgulayan tartışmalar da mevcuttur [9] — kullanıcının kendi tarafında, platformun sunucu tarafı ayarlarına bağımlı olmadan çalışan, şeffaf bir kişisel kontrol katmanı bulunmamaktadır. Mevcut piyasa çözümleri (Opal, Forest, One Sec gibi genel amaçlı ekran süresi/dijital detoks uygulamaları) bu boşluğu doldurmamaktadır: (a) NSosyal'e özgü değildir, (b) platformun bildirim/kimlik güvenilirliğine dair hiçbir garanti sunmaz, (c) genellikle yasaklayıcı bir dille tasarlanmıştır.</w:t>
+        <w:t>NSosyal, T3 Vakfı öncülüğünde 2N Medya tarafından geliştirilen, 23 Temmuz 2025'te yayına giren ve kısa sürede 1,7 milyonu aşan kullanıcıya ulaşan bir Türk sosyal medya platformudur [6]. Platformun kamuya açık şikâyet verisi (Şikayetvar), somut ve nesnel bir güven sorununu ortaya koymaktadır: NSosyal 27/100 puanla değerlendirilmekte, 119 şikâyetten yalnızca 13'ü (%11) çözülmüş durumdadır [2]. En büyük şikâyet kümesi (52'den fazla kayıt), kullanıcıların sustuğu/engellediği kanallardan (N Haber, N Spor, N Ekonomi) aylarca bildirim almaya devam ettiğini göstermektedir. Belgelenen bir örnekte kullanıcı yaklaşık 30 dakikada bir, 5 ay boyunca bildirim almaya devam etmiştir; ayrıca kullanıcılar hesaplarını sildikten sonra dahi pazarlama SMS'i almaya devam ettiğini bildirmektedir [2]. İkinci bir güven sorunu kimlik/taklit riskidir: platformun kurucusu ve resmi hesabı, taklit/sahte hesaplara karşı hassasiyet vaat etmesine rağmen, bu araştırma turunda platformda aylardır askıya alınmamış, gerçek bir kamu figürünün fotoğrafını kullanan ve biyografisinde ironik biçimde "kesinlikle sahte bir hesap değildir" ifadesi yer alan bir örnek doğrudan gözlemlenmiş ve belgelenmiştir (bkz. Şekil 1). Bu iki bulgu, Türkiye'de sosyal medya kullanımının TÜİK'in resmî verilerine göre son on yılda ikiye katlanarak %71,7'ye ulaştığı [4], dolayısıyla güven sorunlarının etki alanının hızla büyüdüğü bir bağlamda değerlendirilmelidir. Platformun kendi "T3 AI" moderasyon botu mevcuttur; ancak bu araç yalnızca platform/backend tarafında çalışan bir spam/bot tespit sistemidir [3][6] ve kullanıcı forumlarında bu aracın pazarlama söylemiyle fiili işlevi arasındaki tutarlılığını sorgulayan tartışmalar da mevcuttur [9]. Kullanıcının kendi tarafında, platformun sunucu tarafı ayarlarına bağımlı olmadan çalışan, şeffaf bir kişisel kontrol katmanı ise bulunmamaktadır. Mevcut piyasa çözümleri (Opal, Forest, One Sec gibi genel amaçlı ekran süresi/dijital detoks uygulamaları) bu boşluğu doldurmamaktadır: (a) NSosyal'e özgü değildir, (b) platformun bildirim/kimlik güvenilirliğine dair hiçbir garanti sunmaz, (c) genellikle yasaklayıcı bir dille tasarlanmıştır.</w:t>
       </w:r>
     </w:p>
     <w:p>
@@ -716,7 +716,7 @@
         <w:rPr>
           <w:b w:val="0"/>
         </w:rPr>
-        <w:t>Güven Kartı, yukarıda tanımlanan iki boşluğa doğrudan yanıt veren iki bileşenden oluşur: (1) "Garanti Sessizlik" — kullanıcının tanımladığı kelime/kaynak kuralları, sunucuya hiç gönderilmeden yalnızca cihazda ve platformun kendi ayarının çalışıp çalışmadığından tamamen bağımsız olarak uygulanır; bu, Şikayetvar'da belgelenen "ayardan kapattım, gelmeye devam ediyor" örüntüsüne mimari düzeyde bir yanıttır. (2) Taklit/kimlik riski göstergesi — kullanıcı bir profil adı/biyografisi yapıştırdığında, isim/marka benzerliği, öz-savunma dil kalıpları ("sahte hesap değildir" vb.) ve doğrulama/tanınırlık tutarsızlığı sinyallerini açıklanabilir biçimde birleştirip bir "dikkat düzeyi" (ihbar değil, farkındalık) sunar; buna, birden fazla metin yapıştırıldığında şablon/spam benzerliğini (TF-IDF kosinüs benzerliği) hesaplayan ayrı bir modül eşlik eder. Mevcut çözümlerden farkı somut olarak üç noktada özetlenebilir: (a) NSosyal'e özgü, kanıtlanmış bir soruna odaklanan tek çözüm olması — Opal/Forest/One Sec gibi genel amaçlı dijital detoks araçlarının hiçbiri bildirim güvenilirliği veya taklit hesap farkındalığı sunmaz; (b) kullanıcı kontrolünün platformun sunucu tarafı güvenilirliğine bağımlı olmaması — bu mühendislik düzeyinde bir garantidir, bir "ayar vaadi" değildir; (c) tam açıklanabilirlik — doğrusal bir model kullanıldığından her skorun kelime/sinyal düzeyinde nedeni gösterilebilir, bu da kara kutu moderasyon sistemlerinden ayrışan bir özelliktir. Çözümün pazarda uygulanabilirliği, sunucu/altyapı maliyeti gerektirmeyen, statik dosya barındırmayla çalışan mimarisiyle desteklenmektedir (bkz. Bölüm 4.1). Yerlilik unsuru: sınıflandırıcı tamamen Türkçe bir akademik veri setiyle (OffensEval-TR 2020, Türk araştırmacı Çağrı Çöltekin tarafından derlenmiş, LREC'te yayımlanmış [1]) sıfırdan eğitilmiştir; yabancı bir dil modeline veya üçüncü taraf bir büyük dil modeli API'sine (OpenAI, Google vb.) bağımlılık yoktur — model ağırlıkları, eğitim betiği ve tüm skor mantığı ekip tarafından geliştirilmiş, açık ve denetlenebilir bir yerli bileşendir.</w:t>
+        <w:t>Güven Kartı, yukarıda tanımlanan iki boşluğa doğrudan yanıt veren iki bileşenden oluşur: (1) "Garanti Sessizlik": kullanıcının tanımladığı kelime/kaynak kuralları, sunucuya hiç gönderilmeden yalnızca cihazda ve platformun kendi ayarının çalışıp çalışmadığından tamamen bağımsız olarak uygulanır; bu, Şikayetvar'da belgelenen "ayardan kapattım, gelmeye devam ediyor" örüntüsüne mimari düzeyde bir yanıttır. (2) Taklit/kimlik riski göstergesi: kullanıcı bir profil adı/biyografisi yapıştırdığında, isim/marka benzerliği, öz-savunma dil kalıpları ("sahte hesap değildir" vb.) ve doğrulama/tanınırlık tutarsızlığı sinyallerini açıklanabilir biçimde birleştirip bir "dikkat düzeyi" (ihbar değil, farkındalık) sunar; buna, birden fazla metin yapıştırıldığında şablon/spam benzerliğini (TF-IDF kosinüs benzerliği) hesaplayan ayrı bir modül eşlik eder. Sistematik bir emsal taramasında (5 küresel platform/araç: X Community Notes, Meta Hidden Words, Bluesky Attie, Teyit.org, Botometer, ve ilgili akademik literatür; bkz. `docs/05-derin-fikir-taramasi.md`) hiçbirinin NSosyal'e özgü, belgelenmiş güvenilirlik açığına yanıt vermediği görülmüştür; mevcut çözümlerden farkı somut olarak üç noktada özetlenebilir: (a) NSosyal'e özgü, kanıtlanmış bir soruna odaklanan tek çözüm olması (Opal/Forest/One Sec gibi genel amaçlı dijital detoks araçlarının hiçbiri bildirim güvenilirliği veya taklit hesap farkındalığı sunmaz); (b) kullanıcı kontrolünün platformun sunucu tarafı güvenilirliğine bağımlı olmaması: bu mühendislik düzeyinde bir garantidir, bir "ayar vaadi" değildir; (c) tam açıklanabilirlik, çünkü doğrusal bir model kullanıldığından her skorun kelime/sinyal düzeyinde nedeni gösterilebilir, bu da kara kutu moderasyon sistemlerinden ayrışan bir özelliktir. Çözümün pazarda uygulanabilirliği, sunucu/altyapı maliyeti gerektirmeyen, statik dosya barındırmayla çalışan mimarisiyle desteklenmektedir (bkz. Bölüm 4.1). Yerlilik unsuru: sınıflandırıcı tamamen Türkçe bir akademik veri setiyle (OffensEval-TR 2020, Türk araştırmacı Çağrı Çöltekin tarafından derlenmiş, LREC'te yayımlanmış [1]) sıfırdan eğitilmiştir; yabancı bir dil modeline veya üçüncü taraf bir büyük dil modeli API'sine (OpenAI, Google vb.) bağımlılık yoktur; model ağırlıkları, eğitim betiği ve tüm skor mantığı ekip tarafından geliştirilmiş, açık ve denetlenebilir bir yerli bileşendir.</w:t>
       </w:r>
     </w:p>
     <w:p>
@@ -788,7 +788,7 @@
         <w:rPr>
           <w:b w:val="0"/>
         </w:rPr>
-        <w:t>Teknoloji yığını: Next.js 16 (App Router) ve TypeScript ile geliştirilen istemci tarafı (client-side) bir web uygulaması; arayüz Tailwind CSS ile biçimlendirilmiştir. Model eğitimi çevrimdışı olarak Python/scikit-learn ile yapılmış; tarayıcıdaki çıkarım (inference) ise harici bir ML çalışma zamanı (TensorFlow.js/ONNX Runtime) kullanılmadan saf TypeScript ile gerçekleştirilmiştir, çünkü lojistik regresyon matematiksel olarak basit bir ağırlıklı toplam + sigmoid işlemidir. Veri seti: OffensEval-TR 2020 (Çöltekin, 2020, LREC, CC-BY lisanslı) — 31.756 eğitim ve 3.528 test örneği, ikili etiket (OFF/NOT) [1]. Analiz yöntemi TF-IDF vektörleştirme ve Lojistik Regresyon sınıflandırmasıdır; ayrıntılı ön işleme, model mimarisi ve doğrulama Bölüm 3.2'de sunulmaktadır. Kalite güvencesi için `tsc` (tip denetimi), `eslint` (statik analiz) ve `vitest` (49 birim testi) her geliştirme adımında sıfır hatayla çalıştırılmış, `next build` ile prototipin statik olarak derlenip gerçek kullanıcılar tarafından erişilebilir hâle getirilebildiği doğrulanmıştır.</w:t>
+        <w:t>Teknoloji yığını: Next.js 16 (App Router) ve TypeScript ile geliştirilen istemci tarafı (client-side) bir web uygulaması; arayüz Tailwind CSS ile biçimlendirilmiştir. Model eğitimi çevrimdışı olarak Python/scikit-learn ile yapılmış; tarayıcıdaki çıkarım (inference) ise harici bir ML çalışma zamanı (TensorFlow.js/ONNX Runtime) kullanılmadan saf TypeScript ile gerçekleştirilmiştir, çünkü lojistik regresyon matematiksel olarak basit bir ağırlıklı toplam + sigmoid işlemidir. Veri seti: OffensEval-TR 2020 (Çöltekin, 2020, LREC, CC-BY lisanslı), 31.756 eğitim ve 3.528 test örneği, ikili etiket (OFF/NOT) [1]. Analiz yöntemi TF-IDF vektörleştirme ve Lojistik Regresyon sınıflandırmasıdır; ayrıntılı ön işleme, model mimarisi ve doğrulama Bölüm 3.2'de sunulmaktadır. Kalite güvencesi için `tsc` (tip denetimi), `eslint` (statik analiz) ve `vitest` (49 birim testi) her geliştirme adımında sıfır hatayla çalıştırılmış, `next build` ile prototipin statik olarak derlenip gerçek kullanıcılar tarafından erişilebilir hâle getirilebildiği doğrulanmıştır.</w:t>
       </w:r>
     </w:p>
     <w:p>
@@ -812,7 +812,7 @@
         <w:rPr>
           <w:b w:val="0"/>
         </w:rPr>
-        <w:t>genel erişime açık bir depoda saklanmaktadır: https://github.com/Yasin12-2/Nsosyal — commit geçmişi, veri hazırlığı/model eğitimi/arayüz geliştirme/"Garanti Sessizlik"/"Güven Kartı" modüllerine karşılık gelen kilometre taşlarıyla jüri incelemesine açıktır.</w:t>
+        <w:t>genel erişime açık bir depoda saklanmaktadır: https://github.com/Yasin12-2/Nsosyal. Commit geçmişi, veri hazırlığı/model eğitimi/arayüz geliştirme/"Garanti Sessizlik"/"Güven Kartı" modüllerine karşılık gelen kilometre taşlarıyla jüri incelemesine açıktır.</w:t>
       </w:r>
     </w:p>
     <w:p>
@@ -841,7 +841,7 @@
         <w:rPr>
           <w:b w:val="0"/>
         </w:rPr>
-        <w:t>Model, klasik ve açıklanabilir bir makine öğrenmesi hattı (TF-IDF + Lojistik Regresyon) ile eğitilmiştir; derin öğrenme veya üçüncü taraf bir büyük dil modeli kullanılmamıştır — bu, şeffaflık ve tarayıcıda çalışabilirlik için bilinçli bir tercihtir. Veri ön işleme adımları: Türkçe'ye duyarlı küçük harfe çevirme (standart .lower() fonksiyonunun İ/I harflerini hatalı dönüştürme sorununu önleyen özel bir fonksiyon), @USER etiketlerinin ve URL'lerin temizlenmesi, Türkçe karakter setini (çğıöşü) destekleyen bir tokenizer; TF-IDF vektörleştirme sublinear_tf=True ve L2 normalizasyonuyla uygulanmıştır. Model eğitimi, veri setinin resmî orijinal eğitim/test ayrımı kullanılarak (ek karıştırma yapılmadan, tekrarlanabilirlik için) gerçekleştirilmiş; sınıf dengesizliği (NOT: %80,7, OFF: %19,3) class_weight="balanced" ile telafi edilmiştir. Aşırı öğrenme (overfitting) önlemi olarak model, eğitimde hiç görülmemiş 3.528 örnekten oluşan ayrık bir test kümesinde değerlendirilmiştir; ayrıca kelime dağarcığının 19.195'ten 4.000'e budandığı Kompakt Model'in performans kaybı (doğruluk 0,7959 → 0,7846) ihmal edilebilir düzeyde kalmıştır — bu, modelin ezberlemediğinin, az sayıda güçlü ve genelleyebilen öznitelik öğrendiğinin göstergesidir. Performans metrikleri (`docs/model-egitim-raporu.md`, otomatik üretilmiş, elle düzenlenmemiş):</w:t>
+        <w:t>Model, klasik ve açıklanabilir bir makine öğrenmesi hattı (TF-IDF + Lojistik Regresyon) ile eğitilmiştir; derin öğrenme veya üçüncü taraf bir büyük dil modeli kullanılmamıştır; bu, şeffaflık ve tarayıcıda çalışabilirlik için bilinçli bir tercihtir. Veri ön işleme adımları: Türkçe'ye duyarlı küçük harfe çevirme (standart .lower() fonksiyonunun İ/I harflerini hatalı dönüştürme sorununu önleyen özel bir fonksiyon), @USER etiketlerinin ve URL'lerin temizlenmesi, Türkçe karakter setini (çğıöşü) destekleyen bir tokenizer; TF-IDF vektörleştirme sublinear_tf=True ve L2 normalizasyonuyla uygulanmıştır. Model eğitimi, veri setinin resmî orijinal eğitim/test ayrımı kullanılarak (ek karıştırma yapılmadan, tekrarlanabilirlik için) gerçekleştirilmiş; sınıf dengesizliği (NOT: %80,7, OFF: %19,3) class_weight="balanced" ile telafi edilmiştir. Aşırı öğrenme (overfitting) önlemi olarak model, eğitimde hiç görülmemiş 3.528 örnekten oluşan ayrık bir test kümesinde değerlendirilmiştir; ayrıca kelime dağarcığının 19.195'ten 4.000'e budandığı Kompakt Model'in performans kaybı (doğruluk 0,7959 → 0,7846) ihmal edilebilir düzeyde kalmıştır. Bu, modelin ezberlemediğinin, az sayıda güçlü ve genelleyebilen öznitelik öğrendiğinin göstergesidir. Performans metrikleri (`docs/model-egitim-raporu.md`, otomatik üretilmiş, elle düzenlenmemiş):</w:t>
       </w:r>
     </w:p>
     <w:tbl>
@@ -1181,7 +1181,7 @@
           <w:b w:val="0"/>
           <w:i w:val="0"/>
         </w:rPr>
-        <w:t>Dışa aktarım doğrulaması: Python `predict_proba` çıktısı ile TypeScript uygulamasının ürettiği skorlar, 200 test örneği üzerinde maksimum 0,00000000 fark ile eşleşmektedir — tarayıcıdaki model, Python'da eğitilenle matematiksel olarak birebir aynıdır. Dürüst sınırlama: veri seti 2020 tarihli olduğundan güncel argo/slang'ı tam yakalamayabilir; model ikili (toksik/değil) sınıflandırma yapar, ince taneli duygu analizi içermez — bu, MVP kapsamında bilinçli bir sınırlamadır; sonraki adım olarak periyodik yeniden eğitim planlanmaktadır.</w:t>
+        <w:t>Dışa aktarım doğrulaması: Python `predict_proba` çıktısı ile TypeScript uygulamasının ürettiği skorlar, 200 test örneği üzerinde maksimum 0,00000000 fark ile eşleşmektedir; tarayıcıdaki model, Python'da eğitilenle matematiksel olarak birebir aynıdır. Dürüst sınırlama: veri seti 2020 tarihli olduğundan güncel argo/slang'ı tam yakalamayabilir; model ikili (toksik/değil) sınıflandırma yapar, ince taneli duygu analizi içermez; bu, MVP kapsamında bilinçli bir sınırlamadır; sonraki adım olarak periyodik yeniden eğitim planlanmaktadır.</w:t>
       </w:r>
     </w:p>
     <w:p>
@@ -1193,7 +1193,7 @@
         <w:rPr>
           <w:b w:val="0"/>
         </w:rPr>
-        <w:t>Kompakt modelin sınıf bazlı performansı ayrıntılı incelendiğinde: OFF sınıfı için precision 0,478 / recall 0,669 (F1 0,558), NOT sınıfı için precision 0,906 / recall 0,814 (F1 0,858) ölçülmüştür; karışıklık matrisinde 716 gerçek OFF örneğinden 479'u doğru, 237'si (%33) yanlışlıkla NOT olarak; 2.812 gerçek NOT örneğinden 2.289'u doğru, 523'ü (%19) yanlışlıkla OFF olarak sınıflandırılmıştır (bkz. `docs/model-egitim-raporu.md`, otomatik üretilmiş, elle düzenlenmemiş). Bu, modelin toksik içeriği kaçırmaktansa (yanlış negatif, %33) temkinli bir eşikte zararsız içeriği de işaretleme (yanlış pozitif, %19) eğiliminde olduğunu gösterir. Kullanıcı güvenini önceliklendiren bir tasarımda bu kabul edilebilir bir dengedir — yanlış pozitif bir işaret kullanıcı tarafından kolayca göz ardı edilebilirken kaçırılan bir toksik içerik (yanlış negatif) doğrudan zarar riski taşır; yine de %33'lük yanlış negatif oranı dürüst bir sınırlama olarak kabul edilmelidir. Bu nedenle ürün, model çıktısını kesin bir hüküm değil kullanıcıya sunulan bir dikkat sinyali olarak çerçevelemektedir (bkz. Bölüm 3.3).</w:t>
+        <w:t>Kompakt modelin sınıf bazlı performansı ayrıntılı incelendiğinde: OFF sınıfı için precision 0,478 / recall 0,669 (F1 0,558), NOT sınıfı için precision 0,906 / recall 0,814 (F1 0,858) ölçülmüştür; karışıklık matrisinde 716 gerçek OFF örneğinden 479'u doğru, 237'si (%33) yanlışlıkla NOT olarak; 2.812 gerçek NOT örneğinden 2.289'u doğru, 523'ü (%19) yanlışlıkla OFF olarak sınıflandırılmıştır (bkz. `docs/model-egitim-raporu.md`, otomatik üretilmiş, elle düzenlenmemiş). Bu, modelin toksik içeriği kaçırmaktansa (yanlış negatif, %33) temkinli bir eşikte zararsız içeriği de işaretleme (yanlış pozitif, %19) eğiliminde olduğunu gösterir. Kullanıcı güvenini önceliklendiren bir tasarımda bu kabul edilebilir bir dengedir: yanlış pozitif bir işaret kullanıcı tarafından kolayca göz ardı edilebilirken kaçırılan bir toksik içerik (yanlış negatif) doğrudan zarar riski taşır; yine de %33'lük yanlış negatif oranı dürüst bir sınırlama olarak kabul edilmelidir. Bu nedenle ürün, model çıktısını kesin bir hüküm değil kullanıcıya sunulan bir dikkat sinyali olarak çerçevelemektedir (bkz. Bölüm 3.3).</w:t>
       </w:r>
     </w:p>
     <w:p>
@@ -1224,7 +1224,7 @@
         <w:rPr>
           <w:b w:val="0"/>
         </w:rPr>
-        <w:t>Kullanıcı akışı: Ana Sayfa → Akış Günlüğü (metin ekle veya örnek verilerle doldur) → her girdi anında skorlanır ve şeffaflık paneliyle ("Neden bu skoru gördüm?") gösterilir → örüntü paneli zaman içindeki toksisite oranını gösterir → eşik aşılırsa damgalamayan bir farkındalık banner'ı belirir → kullanıcı isterse "Garanti Sessizlik" paneline kalıcı bir kural ekler; ayrı bir akışta kullanıcı "Güven Kartı" sayfasında birden fazla metin/profil bilgisi yapıştırarak şablon benzerliği ve taklit riski göstergesini görüntüler. Arayüz tasarım kararları: Renk paleti kasıtlı olarak alarm/kırmızı tonlarından kaçınır (eşik altı sakin yeşil, eşik üstü sıcak amber) — bu, kullanıcıyı suçlamayan bir "güçlendirme estetiği" tasarım dili kararıdır; müdahale metinleri her zaman seçimi kullanıcıda bırakan bir dille yazılmıştır ("Bu bir uyarı değil, sadece bir gözlem"). Güven Kartı ve Akış Günlüğü'nün ayrı sayfalarda (/guven, /akis) sunulması bilinçli bir karardır: girdi şekli (tekil biriken akış / çoklu metin karşılaştırması) ve gizlilik çerçevesi (kullanıcının kendi verisi / genellikle başka bir profilin herkese açık metni) temelden farklıdır. Erişilebilirlik: anlamlı aria-label/role etiketleri (ör. banner için role="status"), klavye ile erişilebilir form kontrolleri ve yeterli renk kontrastı gözetilmiştir. Kullanılabilirlik testi: bu aşamada resmî, çok katılımcılı bir kullanılabilirlik testi yürütülmemiştir — bu dürüst bir sınırlama olarak belirtilir; ekip, geliştirme sürecinde prototipi uçtan uca defalarca test etmiş (dogfooding) ve akış girişi → skor → müdahale banner'ı zincirinin sorunsuz çalıştığını otomatik test/derleme kapılarıyla (bkz. Bölüm 3.1) doğrulamıştır; sonraki adım olarak mentörlük sürecinde 5-8 katılımcılı harici bir kullanılabilirlik testi planlanmaktadır.</w:t>
+        <w:t>Kullanıcı akışı: Ana Sayfa → Akış Günlüğü (metin ekle veya örnek verilerle doldur) → her girdi anında skorlanır ve şeffaflık paneliyle ("Neden bu skoru gördüm?") gösterilir → örüntü paneli zaman içindeki toksisite oranını gösterir → eşik aşılırsa damgalamayan bir farkındalık banner'ı belirir → kullanıcı isterse "Garanti Sessizlik" paneline kalıcı bir kural ekler; ayrı bir akışta kullanıcı "Güven Kartı" sayfasında birden fazla metin/profil bilgisi yapıştırarak şablon benzerliği ve taklit riski göstergesini görüntüler. Arayüz tasarım kararları: Renk paleti kasıtlı olarak alarm/kırmızı tonlarından kaçınır (eşik altı sakin yeşil, eşik üstü sıcak amber). Bu tercih, kullanıcıyı suçlamayan bir "güçlendirme estetiği" tasarım dili kararıdır; müdahale metinleri her zaman seçimi kullanıcıda bırakan bir dille yazılmıştır ("Bu bir uyarı değil, sadece bir gözlem"). Güven Kartı ve Akış Günlüğü'nün ayrı sayfalarda (/guven, /akis) sunulması bilinçli bir karardır: girdi şekli (tekil biriken akış / çoklu metin karşılaştırması) ve gizlilik çerçevesi (kullanıcının kendi verisi / genellikle başka bir profilin herkese açık metni) temelden farklıdır. Erişilebilirlik: anlamlı aria-label/role etiketleri (ör. banner için role="status"), klavye ile erişilebilir form kontrolleri ve yeterli renk kontrastı gözetilmiştir. Kullanılabilirlik testi: bu aşamada resmî, çok katılımcılı bir kullanılabilirlik testi yürütülmemiştir; bu dürüst bir sınırlama olarak belirtilir; ekip, geliştirme sürecinde prototipi uçtan uca defalarca test etmiş (dogfooding) ve akış girişi → skor → müdahale banner'ı zincirinin sorunsuz çalıştığını otomatik test/derleme kapılarıyla (bkz. Bölüm 3.1) doğrulamıştır; sonraki adım olarak mentörlük sürecinde 5-8 katılımcılı harici bir kullanılabilirlik testi planlanmaktadır.</w:t>
       </w:r>
     </w:p>
     <w:p>
@@ -1316,7 +1316,7 @@
         <w:rPr>
           <w:b w:val="0"/>
         </w:rPr>
-        <w:t>Bölüm 1.1'de tanımlanan birincil hedef kitleye (NSosyal'in 1,7 milyonu aşan kullanıcı kitlesi [6]) ek olarak, önceliklendirme burada netleştirilmektedir: özellikle Şikayetvar'da belgelenen bildirim/sessize alma sorunlarından etkilenen ve platformda taklit hesaplarla karşılaşma riski taşıyan kullanıcılar öncelikli konumdadır. İkincil olarak, sosyal medyada gördüğü içeriğin toksisite örüntüsünü fark etmek isteyen genel Türkçe konuşan kullanıcı kitlesi hedeflenmektedir; ürünün platformdan bağımsız (companion) yapısı, hedef kitlenin NSosyal ile sınırlı kalmayıp herhangi bir Türkçe sosyal medya kullanıcısına genişleyebilmesini sağlar. Hedef kitle ile uyum, doğrudan kullanıcıların kendi belgeledikleri şikâyetlerden (52'den fazla bildirim/SMS şikâyeti, 53'ten fazla hesap erişimi şikâyeti [2]) türetilen özelliklerle (Garanti Sessizlik, Güven Kartı) kanıtlanmaktadır — ürün, varsayımsal değil, hedef kitlenin kendi ifade ettiği somut ihtiyaçlara yanıt vermek üzere tasarlanmıştır.</w:t>
+        <w:t>Bölüm 1.1'de tanımlanan birincil hedef kitleye (NSosyal'in 1,7 milyonu aşan kullanıcı kitlesi [6]) ek olarak, önceliklendirme burada netleştirilmektedir: özellikle Şikayetvar'da belgelenen bildirim/sessize alma sorunlarından etkilenen ve platformda taklit hesaplarla karşılaşma riski taşıyan kullanıcılar öncelikli konumdadır. İkincil olarak, sosyal medyada gördüğü içeriğin toksisite örüntüsünü fark etmek isteyen genel Türkçe konuşan kullanıcı kitlesi hedeflenmektedir; ürünün platformdan bağımsız (companion) yapısı, hedef kitlenin NSosyal ile sınırlı kalmayıp herhangi bir Türkçe sosyal medya kullanıcısına genişleyebilmesini sağlar. Hedef kitle ile uyum, doğrudan kullanıcıların kendi belgeledikleri şikâyetlerden (52'den fazla bildirim/SMS şikâyeti, 53'ten fazla hesap erişimi şikâyeti [2]) türetilen özelliklerle (Garanti Sessizlik, Güven Kartı) kanıtlanmaktadır: ürün varsayımsal değil, hedef kitlenin kendi ifade ettiği somut ihtiyaçlara yanıt vermek üzere tasarlanmıştır.</w:t>
       </w:r>
     </w:p>
     <w:p>
@@ -1345,7 +1345,7 @@
         <w:rPr>
           <w:b w:val="0"/>
         </w:rPr>
-        <w:t>Bölüm 2.2 ve 3.1'de detaylandırılan mimari kararların (istemci taraflı çalışma, tam açıklanabilirlik, "garanti" kontrol katmanı) somut kanıtı bugün çalışan bir prototiptir: `npm run build` ile doğrulanan statik derleme, 5 route (/, /akis, /guven, /hakkinda, /_not-found) ve 49/49 geçen otomatik test bulunmaktadır (bkz. Bölüm 3). Ölçeklenebilirlik yapısaldır ve somut bir rakamla ifade edilebilir: model dosyası yalnızca ~185 KB olduğundan (bkz. Bölüm 4.1) ve tüm hesaplama istemcide yapıldığından, NSosyal'in mevcut 1,7 milyon kullanıcısının tamamı aynı anda kullansa dahi ek sunucu/işlem maliyeti sıfırdır — yalnızca statik dosya barındırma trafiği artar, bu da bulut sağlayıcılarında ihmal edilebilir düzeydedir.</w:t>
+        <w:t>Bölüm 2.2 ve 3.1'de detaylandırılan mimari kararların (istemci taraflı çalışma, tam açıklanabilirlik, "garanti" kontrol katmanı) somut kanıtı bugün çalışan bir prototiptir: `npm run build` ile doğrulanan statik derleme, 5 route (/, /akis, /guven, /hakkinda, /_not-found) ve 49/49 geçen otomatik test bulunmaktadır (bkz. Bölüm 3). Ölçeklenebilirlik yapısaldır ve somut bir rakamla ifade edilebilir: model dosyası yalnızca ~185 KB olduğundan (bkz. Bölüm 4.1) ve tüm hesaplama istemcide yapıldığından, NSosyal'in mevcut 1,7 milyon kullanıcısının tamamı aynı anda kullansa dahi ek sunucu/işlem maliyeti sıfırdır; yalnızca statik dosya barındırma trafiği artar, bu da bulut sağlayıcılarında ihmal edilebilir düzeydedir.</w:t>
       </w:r>
     </w:p>
     <w:p>
@@ -1405,7 +1405,7 @@
         <w:rPr>
           <w:b w:val="0"/>
         </w:rPr>
-        <w:t>NSosyal'in 1,7 milyonu aşan kullanıcı kitlesi [6] ve Türkiye'de sosyal medya kullanımının TÜİK'in resmî verilerine göre son on yılda ikiye katlanarak %71,7'ye ulaştığı, günlük ortalama internet kullanımının 6 saat 26 dakikaya çıktığı bir bağlamda [4][5], istemci tarafında çalışan, sunucu maliyeti gerektirmeyen bu güven katmanının potansiyel erişimi yapısal olarak büyüktür — kullanıcı sayısı arttıkça maliyet artmaz, bu da geniş kitlelere ulaşma potansiyelini doğrudan destekler. Sosyal medya ekosistemine katkısı, platformun kendi belgelenen güven açığını (Şikayetvar 27/100 [2]; kurucu vaadi/gerçeklik boşluğu, bkz. Şekil 1) kullanıcı tarafında telafi eden tamamlayıcı bir katman sunmasıdır; bu, dolaylı olarak platformun itibarına ve kullanıcı bağlılığına da katkı sağlayabilir. Toplumsal fayda üç somut örnekle gösterilebilir: (1) sessize alınan bir kanaldan (ör. N Spor) 5 ay boyunca bildirim almaya devam eden bir kullanıcı, Garanti Sessizlik katmanıyla bu maruziyeti cihaz düzeyinde kalıcı olarak durdurabilir; (2) bir kullanıcı, "@realelonmusk" örneğinde olduğu gibi ikna edici bir taklit hesapla etkileşime girmeden önce Güven Kartı'nın dikkat düzeyi uyarısını görebilir; (3) kullanıcı, akış örüntüsünü (ör. "son girdilerin %60'ı olumsuz") fark ederek bilinçli bir tüketim kararı alabilir. Dijital yaşam kalitesine etkisi, kullanıcı özerkliğini artıran, damgalamayan ve seçimi her zaman kullanıcıda bırakan bir tasarım felsefesiyle desteklenmektedir; bu, ekranı tamamen kısıtlayan/yasaklayan yaklaşımların aksine, kullanıcıyı bilgilendirilmiş bir aktöre dönüştürerek sürdürülebilir bir davranış değişikliğini hedefler.</w:t>
+        <w:t>NSosyal'in 1,7 milyonu aşan kullanıcı kitlesi [6] ve Türkiye'de sosyal medya kullanımının TÜİK'in resmî verilerine göre son on yılda ikiye katlanarak %71,7'ye ulaştığı, günlük ortalama internet kullanımının 6 saat 26 dakikaya çıktığı bir bağlamda [4][5], istemci tarafında çalışan, sunucu maliyeti gerektirmeyen bu güven katmanının potansiyel erişimi yapısal olarak büyüktür: kullanıcı sayısı arttıkça maliyet artmaz, bu da geniş kitlelere ulaşma potansiyelini doğrudan destekler. Sosyal medya ekosistemine katkısı, platformun kendi belgelenen güven açığını (Şikayetvar 27/100 [2]; kurucu vaadi/gerçeklik boşluğu, bkz. Şekil 1) kullanıcı tarafında telafi eden tamamlayıcı bir katman sunmasıdır; bu, dolaylı olarak platformun itibarına ve kullanıcı bağlılığına da katkı sağlayabilir. Toplumsal fayda üç somut örnekle gösterilebilir: (1) sessize alınan bir kanaldan (ör. N Spor) 5 ay boyunca bildirim almaya devam eden bir kullanıcı, Garanti Sessizlik katmanıyla bu maruziyeti cihaz düzeyinde kalıcı olarak durdurabilir; (2) bir kullanıcı, "@realelonmusk" örneğinde olduğu gibi ikna edici bir taklit hesapla etkileşime girmeden önce Güven Kartı'nın dikkat düzeyi uyarısını görebilir; (3) kullanıcı, akış örüntüsünü (ör. "son girdilerin %60'ı olumsuz") fark ederek bilinçli bir tüketim kararı alabilir. Dijital yaşam kalitesine etkisi, kullanıcı özerkliğini artıran, damgalamayan ve seçimi her zaman kullanıcıda bırakan bir tasarım felsefesiyle desteklenmektedir; bu, ekranı tamamen kısıtlayan/yasaklayan yaklaşımların aksine, kullanıcıyı bilgilendirilmiş bir aktöre dönüştürerek sürdürülebilir bir davranış değişikliğini hedefler.</w:t>
       </w:r>
     </w:p>
     <w:p>
@@ -1417,7 +1417,7 @@
         <w:rPr>
           <w:b w:val="0"/>
         </w:rPr>
-        <w:t>Companion-app modelinin gerektirdiği kopyala-yapıştır adımı, erişim potansiyeliyle ilk bakışta gerilim içeriyor gibi görünse de, kullanım senaryosu tesadüfi/pasif bir tarama değil, kullanıcının zaten şüphelendiği ya da tereddüt ettiği belirli bir gönderi/profille karşılaştığı, bilinçli ve hedefli bir andır (bkz. yukarıdaki üç senaryo) — düşük sıklıklı ama yüksek değerli bu etkileşim modelinde kopyala-yapıştır sürtünmesi kabul edilebilir düzeydedir. Yine de erişimi genişletmek için somut bir sonraki adım tanımlanmıştır: aynı istemci taraflı model ve skor mantığı, mimari değişiklik gerektirmeden, NSosyal sayfası üzerinde doğrudan çalışan ve her gönderinin yanında tek tıkla analiz sunan bir tarayıcı uzantısına taşınabilir niteliktedir; bu, mentörlük sürecinde (2-7 Eylül 2026) değerlendirilecek somut bir ölçeklenme yol haritasıdır.</w:t>
+        <w:t>Companion-app modelinin gerektirdiği kopyala-yapıştır adımı, erişim potansiyeliyle ilk bakışta gerilim içeriyor gibi görünse de, kullanım senaryosu tesadüfi/pasif bir tarama değil, kullanıcının zaten şüphelendiği ya da tereddüt ettiği belirli bir gönderi/profille karşılaştığı, bilinçli ve hedefli bir andır (bkz. yukarıdaki üç senaryo). Düşük sıklıklı ama yüksek değerli bu etkileşim modelinde kopyala-yapıştır sürtünmesi kabul edilebilir düzeydedir. Yine de erişimi genişletmek için somut bir sonraki adım tanımlanmıştır: aynı istemci taraflı model ve skor mantığı, mimari değişiklik gerektirmeden, NSosyal sayfası üzerinde doğrudan çalışan ve her gönderinin yanında tek tıkla analiz sunan bir tarayıcı uzantısına taşınabilir niteliktedir; bu, mentörlük sürecinde (2-7 Eylül 2026) değerlendirilecek somut bir ölçeklenme yol haritasıdır.</w:t>
       </w:r>
     </w:p>
     <w:p>
@@ -1478,7 +1478,7 @@
         <w:rPr>
           <w:b w:val="0"/>
         </w:rPr>
-        <w:t>Kısa vadede ürün, ücretsiz bir web uygulaması olarak sunulur (kullanıcı kazanımı ve güven inşası önceliklidir). Orta vadede sürdürülebilir gelir modeli üç seçenekle tanımlanmıştır: (a) NSosyal ile resmî bir entegrasyon/lisanslama iş birliği — platformun kendi belgelenen güven sorununu çözmede değer önerisi nettir; (b) kurumlar/topluluk yöneticileri için, sektörde yaygın olan kullanım-bazlı (usage-based) fiyatlandırma modeliyle sunulacak toplu (B2B) bir moderasyon-destek API'si; (c) gönüllü bağış/freemium model (gelişmiş kural setleri, çoklu kategori sınıflandırma). Sektöre katma değer, yerli ve açık bir Türkçe NLP bileşeninin (bkz. Bölüm 2.2, 3.2) üçüncü taraf ürünlerde yeniden kullanılabilir olmasından gelir; bu, yabancı büyük dil modeli API'lerine (OpenAI, Google) döviz bazlı bağımlılığı azaltan bir alternatif sunar. Yeni iş ortaklığı potansiyeli, somut olarak NSosyal'in kendi ekibiyle yapılacak resmî bir görüşme önerisiyle tanımlanmıştır; bu, mentörlük sürecinde (2-7 Eylül 2026) değerlendirilecek somut bir sonraki adımdır.</w:t>
+        <w:t>Kısa vadede ürün, ücretsiz bir web uygulaması olarak sunulur (kullanıcı kazanımı ve güven inşası önceliklidir). Orta vadede sürdürülebilir gelir modeli üç seçenekle tanımlanmıştır: (a) NSosyal ile resmî bir entegrasyon/lisanslama iş birliği (platformun kendi belgelenen güven sorununu çözmede değer önerisi nettir); (b) kurumlar/topluluk yöneticileri için, sektörde yaygın olan kullanım-bazlı (usage-based) fiyatlandırma modeliyle sunulacak toplu (B2B) bir moderasyon-destek API'si; (c) gönüllü bağış/freemium model (gelişmiş kural setleri, çoklu kategori sınıflandırma). Sektöre katma değer, yerli ve açık bir Türkçe NLP bileşeninin (bkz. Bölüm 2.2, 3.2) üçüncü taraf ürünlerde yeniden kullanılabilir olmasından gelir; bu, yabancı büyük dil modeli API'lerine (OpenAI, Google) döviz bazlı bağımlılığı azaltan bir alternatif sunar. Yeni iş ortaklığı potansiyeli, somut olarak NSosyal'in kendi ekibiyle yapılacak resmî bir görüşme önerisiyle tanımlanmıştır; bu, mentörlük sürecinde (2-7 Eylül 2026) değerlendirilecek somut bir sonraki adımdır.</w:t>
       </w:r>
     </w:p>
     <w:p>
@@ -1623,7 +1623,7 @@
           <w:i/>
           <w:sz w:val="20"/>
         </w:rPr>
-        <w:t>Şekil 2. Proje takvimi — iş paketleri ve kilometre taşları (mavi çubuklar: çalışma aralığı; turuncu eşkenar dörtgenler: tek günlük kilometre taşı/teslim tarihi). Ayrıntılı tablo aşağıdadır.</w:t>
+        <w:t>Şekil 2. Proje takvimi: iş paketleri ve kilometre taşları (mavi çubuklar: çalışma aralığı; turuncu eşkenar dörtgenler: tek günlük kilometre taşı/teslim tarihi). Ayrıntılı tablo aşağıdadır.</w:t>
       </w:r>
     </w:p>
     <w:tbl>

--- a/NSosyal_Inovasyon_2026_-_Proje_Teknik_Raporu_1_u6IVb.docx
+++ b/NSosyal_Inovasyon_2026_-_Proje_Teknik_Raporu_1_u6IVb.docx
@@ -2389,7 +2389,7 @@
               <w:rPr>
                 <w:sz w:val="18"/>
               </w:rPr>
-              <w:t>—</w:t>
+              <w:t/>
             </w:r>
           </w:p>
         </w:tc>
@@ -2487,7 +2487,7 @@
               <w:rPr>
                 <w:sz w:val="18"/>
               </w:rPr>
-              <w:t>—</w:t>
+              <w:t/>
             </w:r>
           </w:p>
         </w:tc>
@@ -2781,7 +2781,7 @@
               <w:rPr>
                 <w:sz w:val="18"/>
               </w:rPr>
-              <w:t>—</w:t>
+              <w:t/>
             </w:r>
           </w:p>
         </w:tc>
